--- a/P2/pgcrypto_seminarski.docx
+++ b/P2/pgcrypto_seminarski.docx
@@ -169,7 +169,7 @@
                 <w:noProof/>
               </w:rPr>
               <w:drawing>
-                <wp:inline distT="0" distB="0" distL="0" distR="0" wp14:anchorId="4D59B8E1" wp14:editId="03042133">
+                <wp:inline distT="0" distB="0" distL="0" distR="0" wp14:anchorId="4D59B8E1" wp14:editId="51EC1B7D">
                   <wp:extent cx="1196975" cy="1153886"/>
                   <wp:effectExtent l="0" t="0" r="3175" b="8255"/>
                   <wp:docPr id="169219563" name="Picture 10"/>
@@ -4779,7 +4779,13 @@
         <w:jc w:val="both"/>
       </w:pPr>
       <w:r>
-        <w:t>Intuitivna analogija: javni ključ je poštansko sanduče s otorom — svako može ubaciti pismo (enkriptovati podatak), ali samo vlasnik sa ključem može otvoriti sandučić i pročitati pisma (dekriptovati). Ovo elegantno rešava jedan od centralnih problema simetrične kriptografije: kako bezbedno dostaviti tajni ključ primaocu, ako za taj prenos već trebaš bezbedni kanal?</w:t>
+        <w:t xml:space="preserve">Intuitivna analogija: javni ključ je poštansko sanduče s otorom </w:t>
+      </w:r>
+      <w:r>
+        <w:t>-</w:t>
+      </w:r>
+      <w:r>
+        <w:t xml:space="preserve"> svako može ubaciti pismo (enkriptovati podatak), ali samo vlasnik sa ključem može otvoriti sandučić i pročitati pisma (dekriptovati). Ovo elegantno rešava jedan od centralnih problema simetrične kriptografije: kako bezbedno dostaviti tajni ključ primaocu, ako za taj prenos već trebaš bezbedni kanal?</w:t>
       </w:r>
     </w:p>
     <w:p>
@@ -6152,7 +6158,7 @@
         </w:rPr>
         <w:lastRenderedPageBreak/>
         <w:drawing>
-          <wp:inline distT="0" distB="0" distL="0" distR="0" wp14:anchorId="32693F09" wp14:editId="508114B4">
+          <wp:inline distT="0" distB="0" distL="0" distR="0" wp14:anchorId="32693F09" wp14:editId="77D8C435">
             <wp:extent cx="5732145" cy="1337945"/>
             <wp:effectExtent l="0" t="0" r="1905" b="0"/>
             <wp:docPr id="1244429134" name="Picture 1"/>
@@ -6245,7 +6251,7 @@
           <w:noProof/>
         </w:rPr>
         <w:drawing>
-          <wp:inline distT="0" distB="0" distL="0" distR="0" wp14:anchorId="20748CA2" wp14:editId="1FEFE06A">
+          <wp:inline distT="0" distB="0" distL="0" distR="0" wp14:anchorId="20748CA2" wp14:editId="570BB983">
             <wp:extent cx="5732145" cy="2133600"/>
             <wp:effectExtent l="0" t="0" r="1905" b="0"/>
             <wp:docPr id="736640084" name="Picture 2"/>
